--- a/Hammad_Ali_Resume.docx
+++ b/Hammad_Ali_Resume.docx
@@ -190,83 +190,26 @@
           <w:sz w:val="20"/>
           <w:szCs w:val="20"/>
         </w:rPr>
-        <w:t xml:space="preserve">Full Stack Software Engineer specializing in </w:t>
-      </w:r>
-      <w:r>
-        <w:rPr>
-          <w:rFonts w:ascii="Segoe UI" w:hAnsi="Segoe UI" w:cs="Segoe UI"/>
-          <w:b/>
-          <w:color w:val="000000"/>
-          <w:sz w:val="20"/>
-          <w:szCs w:val="20"/>
-        </w:rPr>
-        <w:t xml:space="preserve">React</w:t>
-      </w:r>
-      <w:r>
-        <w:rPr>
-          <w:rFonts w:ascii="Segoe UI" w:hAnsi="Segoe UI" w:cs="Segoe UI"/>
-          <w:color w:val="000000"/>
-          <w:sz w:val="20"/>
-          <w:szCs w:val="20"/>
-        </w:rPr>
-        <w:t xml:space="preserve">, </w:t>
-      </w:r>
-      <w:r>
-        <w:rPr>
-          <w:rFonts w:ascii="Segoe UI" w:hAnsi="Segoe UI" w:cs="Segoe UI"/>
-          <w:b/>
-          <w:color w:val="000000"/>
-          <w:sz w:val="20"/>
-          <w:szCs w:val="20"/>
-        </w:rPr>
-        <w:t xml:space="preserve">Next.js</w:t>
-      </w:r>
-      <w:r>
-        <w:rPr>
-          <w:rFonts w:ascii="Segoe UI" w:hAnsi="Segoe UI" w:cs="Segoe UI"/>
-          <w:color w:val="000000"/>
-          <w:sz w:val="20"/>
-          <w:szCs w:val="20"/>
-        </w:rPr>
-        <w:t xml:space="preserve">, </w:t>
-      </w:r>
-      <w:r>
-        <w:rPr>
-          <w:rFonts w:ascii="Segoe UI" w:hAnsi="Segoe UI" w:cs="Segoe UI"/>
-          <w:b/>
-          <w:color w:val="000000"/>
-          <w:sz w:val="20"/>
-          <w:szCs w:val="20"/>
-        </w:rPr>
-        <w:t xml:space="preserve">TypeScript</w:t>
-      </w:r>
-      <w:r>
-        <w:rPr>
-          <w:rFonts w:ascii="Segoe UI" w:hAnsi="Segoe UI" w:cs="Segoe UI"/>
-          <w:color w:val="000000"/>
-          <w:sz w:val="20"/>
-          <w:szCs w:val="20"/>
-        </w:rPr>
-        <w:t xml:space="preserve"> and </w:t>
-      </w:r>
-      <w:r>
-        <w:rPr>
-          <w:rFonts w:ascii="Segoe UI" w:hAnsi="Segoe UI" w:cs="Segoe UI"/>
-          <w:b/>
-          <w:color w:val="000000"/>
-          <w:sz w:val="20"/>
-          <w:szCs w:val="20"/>
-        </w:rPr>
-        <w:t xml:space="preserve">NestJS</w:t>
-      </w:r>
-      <w:r>
-        <w:rPr>
-          <w:rFonts w:ascii="Segoe UI" w:hAnsi="Segoe UI" w:cs="Segoe UI"/>
-          <w:color w:val="000000"/>
-          <w:sz w:val="20"/>
-          <w:szCs w:val="20"/>
-        </w:rPr>
-        <w:t xml:space="preserve">, with 3+ years delivering enterprise ERP, SaaS and supply-chain platforms across the full development lifecycle. Owned end-to-end delivery across </w:t>
+        <w:t xml:space="preserve">Full Stack Software Engineer with </w:t>
+      </w:r>
+      <w:r>
+        <w:rPr>
+          <w:rFonts w:ascii="Segoe UI" w:hAnsi="Segoe UI" w:cs="Segoe UI"/>
+          <w:b/>
+          <w:color w:val="000000"/>
+          <w:sz w:val="20"/>
+          <w:szCs w:val="20"/>
+        </w:rPr>
+        <w:t xml:space="preserve">3+ years</w:t>
+      </w:r>
+      <w:r>
+        <w:rPr>
+          <w:rFonts w:ascii="Segoe UI" w:hAnsi="Segoe UI" w:cs="Segoe UI"/>
+          <w:color w:val="000000"/>
+          <w:sz w:val="20"/>
+          <w:szCs w:val="20"/>
+        </w:rPr>
+        <w:t xml:space="preserve"> delivering enterprise ERP, SaaS and supply-chain platforms across the full development lifecycle, working in React, Next.js, TypeScript and NestJS. Owned end-to-end delivery across </w:t>
       </w:r>
       <w:r>
         <w:rPr>
@@ -285,45 +228,7 @@
           <w:sz w:val="20"/>
           <w:szCs w:val="20"/>
         </w:rPr>
-        <w:t xml:space="preserve">, migrated </w:t>
-      </w:r>
-      <w:r>
-        <w:rPr>
-          <w:rFonts w:ascii="Segoe UI" w:hAnsi="Segoe UI" w:cs="Segoe UI"/>
-          <w:b/>
-          <w:color w:val="000000"/>
-          <w:sz w:val="20"/>
-          <w:szCs w:val="20"/>
-        </w:rPr>
-        <w:t xml:space="preserve">3 legacy VB.NET systems</w:t>
-      </w:r>
-      <w:r>
-        <w:rPr>
-          <w:rFonts w:ascii="Segoe UI" w:hAnsi="Segoe UI" w:cs="Segoe UI"/>
-          <w:color w:val="000000"/>
-          <w:sz w:val="20"/>
-          <w:szCs w:val="20"/>
-        </w:rPr>
-        <w:t xml:space="preserve"> to a modern stack, and built a document extraction pipeline on the </w:t>
-      </w:r>
-      <w:r>
-        <w:rPr>
-          <w:rFonts w:ascii="Segoe UI" w:hAnsi="Segoe UI" w:cs="Segoe UI"/>
-          <w:b/>
-          <w:color w:val="000000"/>
-          <w:sz w:val="20"/>
-          <w:szCs w:val="20"/>
-        </w:rPr>
-        <w:t xml:space="preserve">OpenAI API</w:t>
-      </w:r>
-      <w:r>
-        <w:rPr>
-          <w:rFonts w:ascii="Segoe UI" w:hAnsi="Segoe UI" w:cs="Segoe UI"/>
-          <w:color w:val="000000"/>
-          <w:sz w:val="20"/>
-          <w:szCs w:val="20"/>
-        </w:rPr>
-        <w:t xml:space="preserve"> that cut processing time by </w:t>
+        <w:t xml:space="preserve">, migrated 3 legacy systems to a modern stack, and built a document extraction pipeline that cut processing time by </w:t>
       </w:r>
       <w:r>
         <w:rPr>
@@ -634,64 +539,7 @@
           <w:sz w:val="20"/>
           <w:szCs w:val="20"/>
         </w:rPr>
-        <w:t xml:space="preserve">Design backend APIs in </w:t>
-      </w:r>
-      <w:r>
-        <w:rPr>
-          <w:rFonts w:ascii="Segoe UI" w:hAnsi="Segoe UI" w:cs="Segoe UI"/>
-          <w:b/>
-          <w:color w:val="000000"/>
-          <w:sz w:val="20"/>
-          <w:szCs w:val="20"/>
-        </w:rPr>
-        <w:t xml:space="preserve">NestJS</w:t>
-      </w:r>
-      <w:r>
-        <w:rPr>
-          <w:rFonts w:ascii="Segoe UI" w:hAnsi="Segoe UI" w:cs="Segoe UI"/>
-          <w:color w:val="000000"/>
-          <w:sz w:val="20"/>
-          <w:szCs w:val="20"/>
-        </w:rPr>
-        <w:t xml:space="preserve"> and </w:t>
-      </w:r>
-      <w:r>
-        <w:rPr>
-          <w:rFonts w:ascii="Segoe UI" w:hAnsi="Segoe UI" w:cs="Segoe UI"/>
-          <w:b/>
-          <w:color w:val="000000"/>
-          <w:sz w:val="20"/>
-          <w:szCs w:val="20"/>
-        </w:rPr>
-        <w:t xml:space="preserve">Prisma ORM</w:t>
-      </w:r>
-      <w:r>
-        <w:rPr>
-          <w:rFonts w:ascii="Segoe UI" w:hAnsi="Segoe UI" w:cs="Segoe UI"/>
-          <w:color w:val="000000"/>
-          <w:sz w:val="20"/>
-          <w:szCs w:val="20"/>
-        </w:rPr>
-        <w:t xml:space="preserve"> covering authentication, </w:t>
-      </w:r>
-      <w:r>
-        <w:rPr>
-          <w:rFonts w:ascii="Segoe UI" w:hAnsi="Segoe UI" w:cs="Segoe UI"/>
-          <w:b/>
-          <w:color w:val="000000"/>
-          <w:sz w:val="20"/>
-          <w:szCs w:val="20"/>
-        </w:rPr>
-        <w:t xml:space="preserve">RBAC</w:t>
-      </w:r>
-      <w:r>
-        <w:rPr>
-          <w:rFonts w:ascii="Segoe UI" w:hAnsi="Segoe UI" w:cs="Segoe UI"/>
-          <w:color w:val="000000"/>
-          <w:sz w:val="20"/>
-          <w:szCs w:val="20"/>
-        </w:rPr>
-        <w:t xml:space="preserve">, and multi-module business logic for ERP platforms.</w:t>
+        <w:t xml:space="preserve">Design backend APIs in NestJS and Prisma ORM covering authentication, role-based access control and multi-module business logic for ERP platforms.</w:t>
       </w:r>
     </w:p>
     <w:p>
@@ -734,26 +582,26 @@
           <w:sz w:val="20"/>
           <w:szCs w:val="20"/>
         </w:rPr>
-        <w:t xml:space="preserve"> to React + Node.js + PostgreSQL, cutting </w:t>
-      </w:r>
-      <w:r>
-        <w:rPr>
-          <w:rFonts w:ascii="Segoe UI" w:hAnsi="Segoe UI" w:cs="Segoe UI"/>
-          <w:b/>
-          <w:color w:val="000000"/>
-          <w:sz w:val="20"/>
-          <w:szCs w:val="20"/>
-        </w:rPr>
-        <w:t xml:space="preserve">UI load times by 40%</w:t>
-      </w:r>
-      <w:r>
-        <w:rPr>
-          <w:rFonts w:ascii="Segoe UI" w:hAnsi="Segoe UI" w:cs="Segoe UI"/>
-          <w:color w:val="000000"/>
-          <w:sz w:val="20"/>
-          <w:szCs w:val="20"/>
-        </w:rPr>
-        <w:t xml:space="preserve"> and retiring an unmaintainable codebase.</w:t>
+        <w:t xml:space="preserve"> to React + Node.js + PostgreSQL, cutting UI load times by </w:t>
+      </w:r>
+      <w:r>
+        <w:rPr>
+          <w:rFonts w:ascii="Segoe UI" w:hAnsi="Segoe UI" w:cs="Segoe UI"/>
+          <w:b/>
+          <w:color w:val="000000"/>
+          <w:sz w:val="20"/>
+          <w:szCs w:val="20"/>
+        </w:rPr>
+        <w:t xml:space="preserve">40%</w:t>
+      </w:r>
+      <w:r>
+        <w:rPr>
+          <w:rFonts w:ascii="Segoe UI" w:hAnsi="Segoe UI" w:cs="Segoe UI"/>
+          <w:color w:val="000000"/>
+          <w:sz w:val="20"/>
+          <w:szCs w:val="20"/>
+        </w:rPr>
+        <w:t xml:space="preserve">.</w:t>
       </w:r>
     </w:p>
     <w:p>
@@ -777,26 +625,7 @@
           <w:sz w:val="20"/>
           <w:szCs w:val="20"/>
         </w:rPr>
-        <w:t xml:space="preserve">Built </w:t>
-      </w:r>
-      <w:r>
-        <w:rPr>
-          <w:rFonts w:ascii="Segoe UI" w:hAnsi="Segoe UI" w:cs="Segoe UI"/>
-          <w:b/>
-          <w:color w:val="000000"/>
-          <w:sz w:val="20"/>
-          <w:szCs w:val="20"/>
-        </w:rPr>
-        <w:t xml:space="preserve">Excel Genie</w:t>
-      </w:r>
-      <w:r>
-        <w:rPr>
-          <w:rFonts w:ascii="Segoe UI" w:hAnsi="Segoe UI" w:cs="Segoe UI"/>
-          <w:color w:val="000000"/>
-          <w:sz w:val="20"/>
-          <w:szCs w:val="20"/>
-        </w:rPr>
-        <w:t xml:space="preserve">, a reporting engine reused across </w:t>
+        <w:t xml:space="preserve">Built Excel Genie, a reporting engine reused across </w:t>
       </w:r>
       <w:r>
         <w:rPr>
@@ -839,26 +668,7 @@
           <w:sz w:val="20"/>
           <w:szCs w:val="20"/>
         </w:rPr>
-        <w:t xml:space="preserve">Engineered </w:t>
-      </w:r>
-      <w:r>
-        <w:rPr>
-          <w:rFonts w:ascii="Segoe UI" w:hAnsi="Segoe UI" w:cs="Segoe UI"/>
-          <w:b/>
-          <w:color w:val="000000"/>
-          <w:sz w:val="20"/>
-          <w:szCs w:val="20"/>
-        </w:rPr>
-        <w:t xml:space="preserve">AG Grid</w:t>
-      </w:r>
-      <w:r>
-        <w:rPr>
-          <w:rFonts w:ascii="Segoe UI" w:hAnsi="Segoe UI" w:cs="Segoe UI"/>
-          <w:color w:val="000000"/>
-          <w:sz w:val="20"/>
-          <w:szCs w:val="20"/>
-        </w:rPr>
-        <w:t xml:space="preserve"> interfaces over </w:t>
+        <w:t xml:space="preserve">Engineered AG Grid interfaces over </w:t>
       </w:r>
       <w:r>
         <w:rPr>
@@ -877,26 +687,7 @@
           <w:sz w:val="20"/>
           <w:szCs w:val="20"/>
         </w:rPr>
-        <w:t xml:space="preserve"> with real-time </w:t>
-      </w:r>
-      <w:r>
-        <w:rPr>
-          <w:rFonts w:ascii="Segoe UI" w:hAnsi="Segoe UI" w:cs="Segoe UI"/>
-          <w:b/>
-          <w:color w:val="000000"/>
-          <w:sz w:val="20"/>
-          <w:szCs w:val="20"/>
-        </w:rPr>
-        <w:t xml:space="preserve">WebSocket</w:t>
-      </w:r>
-      <w:r>
-        <w:rPr>
-          <w:rFonts w:ascii="Segoe UI" w:hAnsi="Segoe UI" w:cs="Segoe UI"/>
-          <w:color w:val="000000"/>
-          <w:sz w:val="20"/>
-          <w:szCs w:val="20"/>
-        </w:rPr>
-        <w:t xml:space="preserve"> synchronization and zero UI lag.</w:t>
+        <w:t xml:space="preserve"> with real-time WebSocket synchronization and no UI lag.</w:t>
       </w:r>
     </w:p>
     <w:p>
@@ -920,36 +711,17 @@
           <w:sz w:val="20"/>
           <w:szCs w:val="20"/>
         </w:rPr>
-        <w:t xml:space="preserve">Created reusable </w:t>
-      </w:r>
-      <w:r>
-        <w:rPr>
-          <w:rFonts w:ascii="Segoe UI" w:hAnsi="Segoe UI" w:cs="Segoe UI"/>
-          <w:b/>
-          <w:color w:val="000000"/>
-          <w:sz w:val="20"/>
-          <w:szCs w:val="20"/>
-        </w:rPr>
-        <w:t xml:space="preserve">React component libraries</w:t>
-      </w:r>
-      <w:r>
-        <w:rPr>
-          <w:rFonts w:ascii="Segoe UI" w:hAnsi="Segoe UI" w:cs="Segoe UI"/>
-          <w:color w:val="000000"/>
-          <w:sz w:val="20"/>
-          <w:szCs w:val="20"/>
-        </w:rPr>
-        <w:t xml:space="preserve"> and NestJS service patterns, cutting </w:t>
-      </w:r>
-      <w:r>
-        <w:rPr>
-          <w:rFonts w:ascii="Segoe UI" w:hAnsi="Segoe UI" w:cs="Segoe UI"/>
-          <w:b/>
-          <w:color w:val="000000"/>
-          <w:sz w:val="20"/>
-          <w:szCs w:val="20"/>
-        </w:rPr>
-        <w:t xml:space="preserve">per-module development time by 30%</w:t>
+        <w:t xml:space="preserve">Created reusable React component libraries and NestJS service patterns, cutting per-module development time by </w:t>
+      </w:r>
+      <w:r>
+        <w:rPr>
+          <w:rFonts w:ascii="Segoe UI" w:hAnsi="Segoe UI" w:cs="Segoe UI"/>
+          <w:b/>
+          <w:color w:val="000000"/>
+          <w:sz w:val="20"/>
+          <w:szCs w:val="20"/>
+        </w:rPr>
+        <w:t xml:space="preserve">30%</w:t>
       </w:r>
       <w:r>
         <w:rPr>
@@ -982,45 +754,7 @@
           <w:sz w:val="20"/>
           <w:szCs w:val="20"/>
         </w:rPr>
-        <w:t xml:space="preserve">Ship production endpoints and </w:t>
-      </w:r>
-      <w:r>
-        <w:rPr>
-          <w:rFonts w:ascii="Segoe UI" w:hAnsi="Segoe UI" w:cs="Segoe UI"/>
-          <w:b/>
-          <w:color w:val="000000"/>
-          <w:sz w:val="20"/>
-          <w:szCs w:val="20"/>
-        </w:rPr>
-        <w:t xml:space="preserve">Docker</w:t>
-      </w:r>
-      <w:r>
-        <w:rPr>
-          <w:rFonts w:ascii="Segoe UI" w:hAnsi="Segoe UI" w:cs="Segoe UI"/>
-          <w:color w:val="000000"/>
-          <w:sz w:val="20"/>
-          <w:szCs w:val="20"/>
-        </w:rPr>
-        <w:t xml:space="preserve">-based services independently through </w:t>
-      </w:r>
-      <w:r>
-        <w:rPr>
-          <w:rFonts w:ascii="Segoe UI" w:hAnsi="Segoe UI" w:cs="Segoe UI"/>
-          <w:b/>
-          <w:color w:val="000000"/>
-          <w:sz w:val="20"/>
-          <w:szCs w:val="20"/>
-        </w:rPr>
-        <w:t xml:space="preserve">CI/CD</w:t>
-      </w:r>
-      <w:r>
-        <w:rPr>
-          <w:rFonts w:ascii="Segoe UI" w:hAnsi="Segoe UI" w:cs="Segoe UI"/>
-          <w:color w:val="000000"/>
-          <w:sz w:val="20"/>
-          <w:szCs w:val="20"/>
-        </w:rPr>
-        <w:t xml:space="preserve"> pipelines.</w:t>
+        <w:t xml:space="preserve">Ship production endpoints and Docker-based services independently through CI/CD pipelines.</w:t>
       </w:r>
     </w:p>
     <w:p>
@@ -1044,64 +778,7 @@
           <w:sz w:val="20"/>
           <w:szCs w:val="20"/>
         </w:rPr>
-        <w:t xml:space="preserve">Write </w:t>
-      </w:r>
-      <w:r>
-        <w:rPr>
-          <w:rFonts w:ascii="Segoe UI" w:hAnsi="Segoe UI" w:cs="Segoe UI"/>
-          <w:b/>
-          <w:color w:val="000000"/>
-          <w:sz w:val="20"/>
-          <w:szCs w:val="20"/>
-        </w:rPr>
-        <w:t xml:space="preserve">unit and integration tests</w:t>
-      </w:r>
-      <w:r>
-        <w:rPr>
-          <w:rFonts w:ascii="Segoe UI" w:hAnsi="Segoe UI" w:cs="Segoe UI"/>
-          <w:color w:val="000000"/>
-          <w:sz w:val="20"/>
-          <w:szCs w:val="20"/>
-        </w:rPr>
-        <w:t xml:space="preserve"> with </w:t>
-      </w:r>
-      <w:r>
-        <w:rPr>
-          <w:rFonts w:ascii="Segoe UI" w:hAnsi="Segoe UI" w:cs="Segoe UI"/>
-          <w:b/>
-          <w:color w:val="000000"/>
-          <w:sz w:val="20"/>
-          <w:szCs w:val="20"/>
-        </w:rPr>
-        <w:t xml:space="preserve">Vitest</w:t>
-      </w:r>
-      <w:r>
-        <w:rPr>
-          <w:rFonts w:ascii="Segoe UI" w:hAnsi="Segoe UI" w:cs="Segoe UI"/>
-          <w:color w:val="000000"/>
-          <w:sz w:val="20"/>
-          <w:szCs w:val="20"/>
-        </w:rPr>
-        <w:t xml:space="preserve">, and run </w:t>
-      </w:r>
-      <w:r>
-        <w:rPr>
-          <w:rFonts w:ascii="Segoe UI" w:hAnsi="Segoe UI" w:cs="Segoe UI"/>
-          <w:b/>
-          <w:color w:val="000000"/>
-          <w:sz w:val="20"/>
-          <w:szCs w:val="20"/>
-        </w:rPr>
-        <w:t xml:space="preserve">code reviews</w:t>
-      </w:r>
-      <w:r>
-        <w:rPr>
-          <w:rFonts w:ascii="Segoe UI" w:hAnsi="Segoe UI" w:cs="Segoe UI"/>
-          <w:color w:val="000000"/>
-          <w:sz w:val="20"/>
-          <w:szCs w:val="20"/>
-        </w:rPr>
-        <w:t xml:space="preserve"> across the team before work is merged.</w:t>
+        <w:t xml:space="preserve">Write unit and integration tests with Vitest, and run code reviews across the team before work is merged.</w:t>
       </w:r>
     </w:p>
     <w:p>
@@ -1125,26 +802,7 @@
           <w:sz w:val="20"/>
           <w:szCs w:val="20"/>
         </w:rPr>
-        <w:t xml:space="preserve">Own </w:t>
-      </w:r>
-      <w:r>
-        <w:rPr>
-          <w:rFonts w:ascii="Segoe UI" w:hAnsi="Segoe UI" w:cs="Segoe UI"/>
-          <w:b/>
-          <w:color w:val="000000"/>
-          <w:sz w:val="20"/>
-          <w:szCs w:val="20"/>
-        </w:rPr>
-        <w:t xml:space="preserve">requirements analysis, estimation and planning</w:t>
-      </w:r>
-      <w:r>
-        <w:rPr>
-          <w:rFonts w:ascii="Segoe UI" w:hAnsi="Segoe UI" w:cs="Segoe UI"/>
-          <w:color w:val="000000"/>
-          <w:sz w:val="20"/>
-          <w:szCs w:val="20"/>
-        </w:rPr>
-        <w:t xml:space="preserve"> for assigned modules, working directly with business stakeholders.</w:t>
+        <w:t xml:space="preserve">Own requirements analysis, estimation and planning for assigned modules, working directly with business stakeholders.</w:t>
       </w:r>
     </w:p>
     <w:p>
@@ -1178,7 +836,7 @@
           <w:sz w:val="20"/>
           <w:szCs w:val="20"/>
         </w:rPr>
-        <w:t xml:space="preserve">3-5 junior developers</w:t>
+        <w:t xml:space="preserve">4 junior developers</w:t>
       </w:r>
       <w:r>
         <w:rPr>
@@ -1211,26 +869,7 @@
           <w:sz w:val="20"/>
           <w:szCs w:val="20"/>
         </w:rPr>
-        <w:t xml:space="preserve">Investigate and resolve </w:t>
-      </w:r>
-      <w:r>
-        <w:rPr>
-          <w:rFonts w:ascii="Segoe UI" w:hAnsi="Segoe UI" w:cs="Segoe UI"/>
-          <w:b/>
-          <w:color w:val="000000"/>
-          <w:sz w:val="20"/>
-          <w:szCs w:val="20"/>
-        </w:rPr>
-        <w:t xml:space="preserve">production issues</w:t>
-      </w:r>
-      <w:r>
-        <w:rPr>
-          <w:rFonts w:ascii="Segoe UI" w:hAnsi="Segoe UI" w:cs="Segoe UI"/>
-          <w:color w:val="000000"/>
-          <w:sz w:val="20"/>
-          <w:szCs w:val="20"/>
-        </w:rPr>
-        <w:t xml:space="preserve"> across frontend, API, database and deployment layers, from logs and traces to root cause.</w:t>
+        <w:t xml:space="preserve">Investigate and resolve production issues across frontend, API, database and deployment layers.</w:t>
       </w:r>
     </w:p>
     <w:p>
@@ -1317,16 +956,16 @@
           <w:sz w:val="20"/>
           <w:szCs w:val="20"/>
         </w:rPr>
-        <w:t xml:space="preserve">100+ users across 7+ permission roles</w:t>
-      </w:r>
-      <w:r>
-        <w:rPr>
-          <w:rFonts w:ascii="Segoe UI" w:hAnsi="Segoe UI" w:cs="Segoe UI"/>
-          <w:color w:val="000000"/>
-          <w:sz w:val="20"/>
-          <w:szCs w:val="20"/>
-        </w:rPr>
-        <w:t xml:space="preserve">, with admin panels, permission flows and real-time 50,000+ row data grids.</w:t>
+        <w:t xml:space="preserve">100+ users</w:t>
+      </w:r>
+      <w:r>
+        <w:rPr>
+          <w:rFonts w:ascii="Segoe UI" w:hAnsi="Segoe UI" w:cs="Segoe UI"/>
+          <w:color w:val="000000"/>
+          <w:sz w:val="20"/>
+          <w:szCs w:val="20"/>
+        </w:rPr>
+        <w:t xml:space="preserve"> across 7+ permission roles, with admin panels, permission flows and real-time data grids.</w:t>
       </w:r>
     </w:p>
     <w:p>
@@ -1350,55 +989,17 @@
           <w:sz w:val="20"/>
           <w:szCs w:val="20"/>
         </w:rPr>
-        <w:t xml:space="preserve">Built a bulk </w:t>
-      </w:r>
-      <w:r>
-        <w:rPr>
-          <w:rFonts w:ascii="Segoe UI" w:hAnsi="Segoe UI" w:cs="Segoe UI"/>
-          <w:b/>
-          <w:color w:val="000000"/>
-          <w:sz w:val="20"/>
-          <w:szCs w:val="20"/>
-        </w:rPr>
-        <w:t xml:space="preserve">PDF extraction pipeline on the OpenAI API</w:t>
-      </w:r>
-      <w:r>
-        <w:rPr>
-          <w:rFonts w:ascii="Segoe UI" w:hAnsi="Segoe UI" w:cs="Segoe UI"/>
-          <w:color w:val="000000"/>
-          <w:sz w:val="20"/>
-          <w:szCs w:val="20"/>
-        </w:rPr>
-        <w:t xml:space="preserve"> with a per-client template covering </w:t>
-      </w:r>
-      <w:r>
-        <w:rPr>
-          <w:rFonts w:ascii="Segoe UI" w:hAnsi="Segoe UI" w:cs="Segoe UI"/>
-          <w:b/>
-          <w:color w:val="000000"/>
-          <w:sz w:val="20"/>
-          <w:szCs w:val="20"/>
-        </w:rPr>
-        <w:t xml:space="preserve">8-12 document formats</w:t>
-      </w:r>
-      <w:r>
-        <w:rPr>
-          <w:rFonts w:ascii="Segoe UI" w:hAnsi="Segoe UI" w:cs="Segoe UI"/>
-          <w:color w:val="000000"/>
-          <w:sz w:val="20"/>
-          <w:szCs w:val="20"/>
-        </w:rPr>
-        <w:t xml:space="preserve">, routed through human review before commit: </w:t>
-      </w:r>
-      <w:r>
-        <w:rPr>
-          <w:rFonts w:ascii="Segoe UI" w:hAnsi="Segoe UI" w:cs="Segoe UI"/>
-          <w:b/>
-          <w:color w:val="000000"/>
-          <w:sz w:val="20"/>
-          <w:szCs w:val="20"/>
-        </w:rPr>
-        <w:t xml:space="preserve">~70% less processing time</w:t>
+        <w:t xml:space="preserve">Built a bulk document extraction pipeline on the OpenAI API covering 8-12 client document formats, with human review before anything is committed, cutting processing time by </w:t>
+      </w:r>
+      <w:r>
+        <w:rPr>
+          <w:rFonts w:ascii="Segoe UI" w:hAnsi="Segoe UI" w:cs="Segoe UI"/>
+          <w:b/>
+          <w:color w:val="000000"/>
+          <w:sz w:val="20"/>
+          <w:szCs w:val="20"/>
+        </w:rPr>
+        <w:t xml:space="preserve">~70%</w:t>
       </w:r>
       <w:r>
         <w:rPr>
@@ -1408,49 +1009,6 @@
           <w:szCs w:val="20"/>
         </w:rPr>
         <w:t xml:space="preserve">.</w:t>
-      </w:r>
-    </w:p>
-    <w:p>
-      <w:pPr>
-        <w:spacing w:before="0" w:after="40" w:line="276" w:lineRule="auto"/>
-        <w:ind w:left="454" w:hanging="454"/>
-      </w:pPr>
-      <w:r>
-        <w:rPr>
-          <w:rFonts w:ascii="Segoe UI" w:hAnsi="Segoe UI" w:cs="Segoe UI"/>
-          <w:color w:val="1F497D"/>
-          <w:sz w:val="20"/>
-          <w:szCs w:val="20"/>
-        </w:rPr>
-        <w:t xml:space="preserve">•   </w:t>
-      </w:r>
-      <w:r>
-        <w:rPr>
-          <w:rFonts w:ascii="Segoe UI" w:hAnsi="Segoe UI" w:cs="Segoe UI"/>
-          <w:color w:val="000000"/>
-          <w:sz w:val="20"/>
-          <w:szCs w:val="20"/>
-        </w:rPr>
-        <w:t xml:space="preserve">Moved the pipeline off </w:t>
-      </w:r>
-      <w:r>
-        <w:rPr>
-          <w:rFonts w:ascii="Segoe UI" w:hAnsi="Segoe UI" w:cs="Segoe UI"/>
-          <w:b/>
-          <w:color w:val="000000"/>
-          <w:sz w:val="20"/>
-          <w:szCs w:val="20"/>
-        </w:rPr>
-        <w:t xml:space="preserve">Azure Document Intelligence</w:t>
-      </w:r>
-      <w:r>
-        <w:rPr>
-          <w:rFonts w:ascii="Segoe UI" w:hAnsi="Segoe UI" w:cs="Segoe UI"/>
-          <w:color w:val="000000"/>
-          <w:sz w:val="20"/>
-          <w:szCs w:val="20"/>
-        </w:rPr>
-        <w:t xml:space="preserve"> after custom-model training per document type failed to reach usable accuracy.</w:t>
       </w:r>
     </w:p>
     <w:p>
@@ -1527,26 +1085,7 @@
           <w:sz w:val="20"/>
           <w:szCs w:val="20"/>
         </w:rPr>
-        <w:t xml:space="preserve"> with approvals modelled as an explicit </w:t>
-      </w:r>
-      <w:r>
-        <w:rPr>
-          <w:rFonts w:ascii="Segoe UI" w:hAnsi="Segoe UI" w:cs="Segoe UI"/>
-          <w:b/>
-          <w:color w:val="000000"/>
-          <w:sz w:val="20"/>
-          <w:szCs w:val="20"/>
-        </w:rPr>
-        <w:t xml:space="preserve">state machine</w:t>
-      </w:r>
-      <w:r>
-        <w:rPr>
-          <w:rFonts w:ascii="Segoe UI" w:hAnsi="Segoe UI" w:cs="Segoe UI"/>
-          <w:color w:val="000000"/>
-          <w:sz w:val="20"/>
-          <w:szCs w:val="20"/>
-        </w:rPr>
-        <w:t xml:space="preserve">, real-time status updates, server-side PDF reports and live KPI dashboards.</w:t>
+        <w:t xml:space="preserve"> with multi-stage approvals, real-time status updates, automated PDF reports and live KPI dashboards.</w:t>
       </w:r>
     </w:p>
     <w:p>
@@ -1589,26 +1128,7 @@
           <w:sz w:val="20"/>
           <w:szCs w:val="20"/>
         </w:rPr>
-        <w:t xml:space="preserve"> through their managers and department head, including finance sign-off on </w:t>
-      </w:r>
-      <w:r>
-        <w:rPr>
-          <w:rFonts w:ascii="Segoe UI" w:hAnsi="Segoe UI" w:cs="Segoe UI"/>
-          <w:b/>
-          <w:color w:val="000000"/>
-          <w:sz w:val="20"/>
-          <w:szCs w:val="20"/>
-        </w:rPr>
-        <w:t xml:space="preserve">conveyance claims</w:t>
-      </w:r>
-      <w:r>
-        <w:rPr>
-          <w:rFonts w:ascii="Segoe UI" w:hAnsi="Segoe UI" w:cs="Segoe UI"/>
-          <w:color w:val="000000"/>
-          <w:sz w:val="20"/>
-          <w:szCs w:val="20"/>
-        </w:rPr>
-        <w:t xml:space="preserve">.</w:t>
+        <w:t xml:space="preserve"> through their managers and department head, including finance sign-off on conveyance claims.</w:t>
       </w:r>
     </w:p>
     <w:p>
@@ -1666,7 +1186,7 @@
           <w:sz w:val="20"/>
           <w:szCs w:val="20"/>
         </w:rPr>
-        <w:t xml:space="preserve">Replaced emailed supplier PDFs with direct uploads, automated extraction and a validation step before commit: </w:t>
+        <w:t xml:space="preserve">Replaced emailed supplier PDFs with direct uploads, automated extraction and validation before commit: </w:t>
       </w:r>
       <w:r>
         <w:rPr>
@@ -1685,7 +1205,7 @@
           <w:sz w:val="20"/>
           <w:szCs w:val="20"/>
         </w:rPr>
-        <w:t xml:space="preserve">, </w:t>
+        <w:t xml:space="preserve"> and </w:t>
       </w:r>
       <w:r>
         <w:rPr>
@@ -1705,6 +1225,30 @@
           <w:szCs w:val="20"/>
         </w:rPr>
         <w:t xml:space="preserve">.</w:t>
+      </w:r>
+    </w:p>
+    <w:p>
+      <w:pPr>
+        <w:spacing w:before="0" w:after="40" w:line="276" w:lineRule="auto"/>
+        <w:ind w:left="454" w:hanging="454"/>
+      </w:pPr>
+      <w:r>
+        <w:rPr>
+          <w:rFonts w:ascii="Segoe UI" w:hAnsi="Segoe UI" w:cs="Segoe UI"/>
+          <w:color w:val="1F497D"/>
+          <w:sz w:val="20"/>
+          <w:szCs w:val="20"/>
+        </w:rPr>
+        <w:t xml:space="preserve">•   </w:t>
+      </w:r>
+      <w:r>
+        <w:rPr>
+          <w:rFonts w:ascii="Segoe UI" w:hAnsi="Segoe UI" w:cs="Segoe UI"/>
+          <w:color w:val="000000"/>
+          <w:sz w:val="20"/>
+          <w:szCs w:val="20"/>
+        </w:rPr>
+        <w:t xml:space="preserve">Automated the path from extraction through to logistics invoice and debit note generation, with human verification before any document is issued.</w:t>
       </w:r>
     </w:p>
     <w:p>
@@ -1773,64 +1317,31 @@
           <w:sz w:val="20"/>
           <w:szCs w:val="20"/>
         </w:rPr>
-        <w:t xml:space="preserve">Built client websites, portals and a live subscription platform in </w:t>
-      </w:r>
-      <w:r>
-        <w:rPr>
-          <w:rFonts w:ascii="Segoe UI" w:hAnsi="Segoe UI" w:cs="Segoe UI"/>
-          <w:b/>
-          <w:color w:val="000000"/>
-          <w:sz w:val="20"/>
-          <w:szCs w:val="20"/>
-        </w:rPr>
-        <w:t xml:space="preserve">React</w:t>
-      </w:r>
-      <w:r>
-        <w:rPr>
-          <w:rFonts w:ascii="Segoe UI" w:hAnsi="Segoe UI" w:cs="Segoe UI"/>
-          <w:color w:val="000000"/>
-          <w:sz w:val="20"/>
-          <w:szCs w:val="20"/>
-        </w:rPr>
-        <w:t xml:space="preserve">, </w:t>
-      </w:r>
-      <w:r>
-        <w:rPr>
-          <w:rFonts w:ascii="Segoe UI" w:hAnsi="Segoe UI" w:cs="Segoe UI"/>
-          <w:b/>
-          <w:color w:val="000000"/>
-          <w:sz w:val="20"/>
-          <w:szCs w:val="20"/>
-        </w:rPr>
-        <w:t xml:space="preserve">Next.js</w:t>
-      </w:r>
-      <w:r>
-        <w:rPr>
-          <w:rFonts w:ascii="Segoe UI" w:hAnsi="Segoe UI" w:cs="Segoe UI"/>
-          <w:color w:val="000000"/>
-          <w:sz w:val="20"/>
-          <w:szCs w:val="20"/>
-        </w:rPr>
-        <w:t xml:space="preserve"> and </w:t>
-      </w:r>
-      <w:r>
-        <w:rPr>
-          <w:rFonts w:ascii="Segoe UI" w:hAnsi="Segoe UI" w:cs="Segoe UI"/>
-          <w:b/>
-          <w:color w:val="000000"/>
-          <w:sz w:val="20"/>
-          <w:szCs w:val="20"/>
-        </w:rPr>
-        <w:t xml:space="preserve">Express</w:t>
-      </w:r>
-      <w:r>
-        <w:rPr>
-          <w:rFonts w:ascii="Segoe UI" w:hAnsi="Segoe UI" w:cs="Segoe UI"/>
-          <w:color w:val="000000"/>
-          <w:sz w:val="20"/>
-          <w:szCs w:val="20"/>
-        </w:rPr>
-        <w:t xml:space="preserve">, working remotely from requirements through to deployment.</w:t>
+        <w:t xml:space="preserve">Built client websites and web portals in React and Next.js, working remotely from requirements through to deployment.</w:t>
+      </w:r>
+    </w:p>
+    <w:p>
+      <w:pPr>
+        <w:spacing w:before="0" w:after="40" w:line="276" w:lineRule="auto"/>
+        <w:ind w:left="284" w:hanging="284"/>
+      </w:pPr>
+      <w:r>
+        <w:rPr>
+          <w:rFonts w:ascii="Segoe UI" w:hAnsi="Segoe UI" w:cs="Segoe UI"/>
+          <w:color w:val="1F497D"/>
+          <w:sz w:val="20"/>
+          <w:szCs w:val="20"/>
+        </w:rPr>
+        <w:t xml:space="preserve">•   </w:t>
+      </w:r>
+      <w:r>
+        <w:rPr>
+          <w:rFonts w:ascii="Segoe UI" w:hAnsi="Segoe UI" w:cs="Segoe UI"/>
+          <w:color w:val="000000"/>
+          <w:sz w:val="20"/>
+          <w:szCs w:val="20"/>
+        </w:rPr>
+        <w:t xml:space="preserve">Delivered full-stack client work end to end, pairing React and Next.js front ends with Express APIs over PostgreSQL.</w:t>
       </w:r>
     </w:p>
     <w:p>
@@ -1908,45 +1419,7 @@
           <w:sz w:val="20"/>
           <w:szCs w:val="20"/>
         </w:rPr>
-        <w:t xml:space="preserve">Built a live subscription compliance platform with regulation tracking, </w:t>
-      </w:r>
-      <w:r>
-        <w:rPr>
-          <w:rFonts w:ascii="Segoe UI" w:hAnsi="Segoe UI" w:cs="Segoe UI"/>
-          <w:b/>
-          <w:color w:val="000000"/>
-          <w:sz w:val="20"/>
-          <w:szCs w:val="20"/>
-        </w:rPr>
-        <w:t xml:space="preserve">HS-code classification</w:t>
-      </w:r>
-      <w:r>
-        <w:rPr>
-          <w:rFonts w:ascii="Segoe UI" w:hAnsi="Segoe UI" w:cs="Segoe UI"/>
-          <w:color w:val="000000"/>
-          <w:sz w:val="20"/>
-          <w:szCs w:val="20"/>
-        </w:rPr>
-        <w:t xml:space="preserve"> over the </w:t>
-      </w:r>
-      <w:r>
-        <w:rPr>
-          <w:rFonts w:ascii="Segoe UI" w:hAnsi="Segoe UI" w:cs="Segoe UI"/>
-          <w:b/>
-          <w:color w:val="000000"/>
-          <w:sz w:val="20"/>
-          <w:szCs w:val="20"/>
-        </w:rPr>
-        <w:t xml:space="preserve">10,300-entry UN Comtrade set</w:t>
-      </w:r>
-      <w:r>
-        <w:rPr>
-          <w:rFonts w:ascii="Segoe UI" w:hAnsi="Segoe UI" w:cs="Segoe UI"/>
-          <w:color w:val="000000"/>
-          <w:sz w:val="20"/>
-          <w:szCs w:val="20"/>
-        </w:rPr>
-        <w:t xml:space="preserve"> held in memory, and a metered external API clients pull into their own ERPs.</w:t>
+        <w:t xml:space="preserve">Built a live subscription platform where member businesses see the regulations that apply to them, the penalties attached and the recommended next steps.</w:t>
       </w:r>
     </w:p>
     <w:p>
@@ -1970,26 +1443,26 @@
           <w:sz w:val="20"/>
           <w:szCs w:val="20"/>
         </w:rPr>
-        <w:t xml:space="preserve">Put translation behind a </w:t>
-      </w:r>
-      <w:r>
-        <w:rPr>
-          <w:rFonts w:ascii="Segoe UI" w:hAnsi="Segoe UI" w:cs="Segoe UI"/>
-          <w:b/>
-          <w:color w:val="000000"/>
-          <w:sz w:val="20"/>
-          <w:szCs w:val="20"/>
-        </w:rPr>
-        <w:t xml:space="preserve">provider abstraction</w:t>
-      </w:r>
-      <w:r>
-        <w:rPr>
-          <w:rFonts w:ascii="Segoe UI" w:hAnsi="Segoe UI" w:cs="Segoe UI"/>
-          <w:color w:val="000000"/>
-          <w:sz w:val="20"/>
-          <w:szCs w:val="20"/>
-        </w:rPr>
-        <w:t xml:space="preserve"> over DeepL, Azure, Google and MyMemory with automatic fallback, so one provider's outage never stalls compliance work.</w:t>
+        <w:t xml:space="preserve">Added HS-code classification across the </w:t>
+      </w:r>
+      <w:r>
+        <w:rPr>
+          <w:rFonts w:ascii="Segoe UI" w:hAnsi="Segoe UI" w:cs="Segoe UI"/>
+          <w:b/>
+          <w:color w:val="000000"/>
+          <w:sz w:val="20"/>
+          <w:szCs w:val="20"/>
+        </w:rPr>
+        <w:t xml:space="preserve">10,300-entry</w:t>
+      </w:r>
+      <w:r>
+        <w:rPr>
+          <w:rFonts w:ascii="Segoe UI" w:hAnsi="Segoe UI" w:cs="Segoe UI"/>
+          <w:color w:val="000000"/>
+          <w:sz w:val="20"/>
+          <w:szCs w:val="20"/>
+        </w:rPr>
+        <w:t xml:space="preserve"> UN Comtrade dataset, and a metered API that lets client businesses pull regulation data into their own ERP systems.</w:t>
       </w:r>
     </w:p>
     <w:p>
@@ -2084,26 +1557,26 @@
           <w:sz w:val="20"/>
           <w:szCs w:val="20"/>
         </w:rPr>
-        <w:t xml:space="preserve">Shipped a live multi-tenant platform for school groups: attendance, exams and results, fees, timetabling, staff and reporting, as an </w:t>
-      </w:r>
-      <w:r>
-        <w:rPr>
-          <w:rFonts w:ascii="Segoe UI" w:hAnsi="Segoe UI" w:cs="Segoe UI"/>
-          <w:b/>
-          <w:color w:val="000000"/>
-          <w:sz w:val="20"/>
-          <w:szCs w:val="20"/>
-        </w:rPr>
-        <w:t xml:space="preserve">installable PWA</w:t>
-      </w:r>
-      <w:r>
-        <w:rPr>
-          <w:rFonts w:ascii="Segoe UI" w:hAnsi="Segoe UI" w:cs="Segoe UI"/>
-          <w:color w:val="000000"/>
-          <w:sz w:val="20"/>
-          <w:szCs w:val="20"/>
-        </w:rPr>
-        <w:t xml:space="preserve">.</w:t>
+        <w:t xml:space="preserve">Shipped a live, multi-tenant school platform spanning </w:t>
+      </w:r>
+      <w:r>
+        <w:rPr>
+          <w:rFonts w:ascii="Segoe UI" w:hAnsi="Segoe UI" w:cs="Segoe UI"/>
+          <w:b/>
+          <w:color w:val="000000"/>
+          <w:sz w:val="20"/>
+          <w:szCs w:val="20"/>
+        </w:rPr>
+        <w:t xml:space="preserve">9 modules</w:t>
+      </w:r>
+      <w:r>
+        <w:rPr>
+          <w:rFonts w:ascii="Segoe UI" w:hAnsi="Segoe UI" w:cs="Segoe UI"/>
+          <w:color w:val="000000"/>
+          <w:sz w:val="20"/>
+          <w:szCs w:val="20"/>
+        </w:rPr>
+        <w:t xml:space="preserve"> - attendance, exams and results, fees and payments, students, parents, staff, timetabling, announcements and reporting.</w:t>
       </w:r>
     </w:p>
     <w:p>
@@ -2127,26 +1600,55 @@
           <w:sz w:val="20"/>
           <w:szCs w:val="20"/>
         </w:rPr>
-        <w:t xml:space="preserve">Attendance edits write to an </w:t>
-      </w:r>
-      <w:r>
-        <w:rPr>
-          <w:rFonts w:ascii="Segoe UI" w:hAnsi="Segoe UI" w:cs="Segoe UI"/>
-          <w:b/>
-          <w:color w:val="000000"/>
-          <w:sz w:val="20"/>
-          <w:szCs w:val="20"/>
-        </w:rPr>
-        <w:t xml:space="preserve">edit-history table</w:t>
-      </w:r>
-      <w:r>
-        <w:rPr>
-          <w:rFonts w:ascii="Segoe UI" w:hAnsi="Segoe UI" w:cs="Segoe UI"/>
-          <w:color w:val="000000"/>
-          <w:sz w:val="20"/>
-          <w:szCs w:val="20"/>
-        </w:rPr>
-        <w:t xml:space="preserve"> and result disputes are a separate model, so corrections stay auditable.</w:t>
+        <w:t xml:space="preserve">Modelled tenancy as school groups containing branches, so records scope to a single branch while a group administrator still sees across all of them.</w:t>
+      </w:r>
+    </w:p>
+    <w:p>
+      <w:pPr>
+        <w:spacing w:before="0" w:after="40" w:line="276" w:lineRule="auto"/>
+        <w:ind w:left="284" w:hanging="284"/>
+      </w:pPr>
+      <w:r>
+        <w:rPr>
+          <w:rFonts w:ascii="Segoe UI" w:hAnsi="Segoe UI" w:cs="Segoe UI"/>
+          <w:color w:val="1F497D"/>
+          <w:sz w:val="20"/>
+          <w:szCs w:val="20"/>
+        </w:rPr>
+        <w:t xml:space="preserve">•   </w:t>
+      </w:r>
+      <w:r>
+        <w:rPr>
+          <w:rFonts w:ascii="Segoe UI" w:hAnsi="Segoe UI" w:cs="Segoe UI"/>
+          <w:color w:val="000000"/>
+          <w:sz w:val="20"/>
+          <w:szCs w:val="20"/>
+        </w:rPr>
+        <w:t xml:space="preserve">Attendance edits and exam result disputes keep a full audit trail, so a corrected register or a challenged grade stays reviewable instead of overwriting the record.</w:t>
+      </w:r>
+    </w:p>
+    <w:p>
+      <w:pPr>
+        <w:spacing w:before="0" w:after="40" w:line="276" w:lineRule="auto"/>
+        <w:ind w:left="284" w:hanging="284"/>
+      </w:pPr>
+      <w:r>
+        <w:rPr>
+          <w:rFonts w:ascii="Segoe UI" w:hAnsi="Segoe UI" w:cs="Segoe UI"/>
+          <w:color w:val="1F497D"/>
+          <w:sz w:val="20"/>
+          <w:szCs w:val="20"/>
+        </w:rPr>
+        <w:t xml:space="preserve">•   </w:t>
+      </w:r>
+      <w:r>
+        <w:rPr>
+          <w:rFonts w:ascii="Segoe UI" w:hAnsi="Segoe UI" w:cs="Segoe UI"/>
+          <w:color w:val="000000"/>
+          <w:sz w:val="20"/>
+          <w:szCs w:val="20"/>
+        </w:rPr>
+        <w:t xml:space="preserve">Built the dashboard as an installable PWA with its own service worker, on a NestJS and Prisma API over PostgreSQL, with a separate public landing site alongside it.</w:t>
       </w:r>
     </w:p>
     <w:p>

--- a/Hammad_Ali_Resume.docx
+++ b/Hammad_Ali_Resume.docx
@@ -556,7 +556,31 @@
           <w:sz w:val="20"/>
           <w:szCs w:val="20"/>
         </w:rPr>
-        <w:t xml:space="preserve">Write unit and integration tests with Vitest, run code reviews, and ship Docker-based services through CI/CD.</w:t>
+        <w:t xml:space="preserve">Write unit and integration tests with Vitest and run code reviews across the team before work is merged.</w:t>
+      </w:r>
+    </w:p>
+    <w:p>
+      <w:pPr>
+        <w:spacing w:before="0" w:after="40" w:line="276" w:lineRule="auto"/>
+        <w:ind w:left="284" w:hanging="284"/>
+      </w:pPr>
+      <w:r>
+        <w:rPr>
+          <w:rFonts w:ascii="Segoe UI" w:hAnsi="Segoe UI" w:cs="Segoe UI"/>
+          <w:color w:val="000000"/>
+          <w:sz w:val="20"/>
+          <w:szCs w:val="20"/>
+        </w:rPr>
+        <w:t xml:space="preserve">•   </w:t>
+      </w:r>
+      <w:r>
+        <w:rPr>
+          <w:rFonts w:ascii="Segoe UI" w:hAnsi="Segoe UI" w:cs="Segoe UI"/>
+          <w:color w:val="000000"/>
+          <w:sz w:val="20"/>
+          <w:szCs w:val="20"/>
+        </w:rPr>
+        <w:t xml:space="preserve">Ship Docker-based services through CI/CD and resolve production issues across frontend, API and database layers.</w:t>
       </w:r>
     </w:p>
     <w:p>
@@ -918,7 +942,7 @@
           <w:sz w:val="20"/>
           <w:szCs w:val="20"/>
         </w:rPr>
-        <w:t xml:space="preserve"> - Multi-Tenant School Management SaaS </w:t>
+        <w:t xml:space="preserve"> - Multi-Tenant School Management SaaS (Own Product) </w:t>
       </w:r>
       <w:r>
         <w:rPr>
